--- a/Laboratorio II.docx
+++ b/Laboratorio II.docx
@@ -218,7 +218,6 @@
           <w:lang w:val="en-US"/>
         </w:rPr>
       </w:pPr>
-      <w:proofErr w:type="spellStart"/>
       <w:r>
         <w:rPr>
           <w:rFonts w:cs="Arial"/>
@@ -227,18 +226,7 @@
           <w:szCs w:val="32"/>
           <w:lang w:val="en-US"/>
         </w:rPr>
-        <w:t>Docente</w:t>
-      </w:r>
-      <w:proofErr w:type="spellEnd"/>
-      <w:r>
-        <w:rPr>
-          <w:rFonts w:cs="Arial"/>
-          <w:b/>
-          <w:sz w:val="32"/>
-          <w:szCs w:val="32"/>
-          <w:lang w:val="en-US"/>
-        </w:rPr>
-        <w:t>:</w:t>
+        <w:t>Docente:</w:t>
       </w:r>
     </w:p>
     <w:p>
@@ -499,25 +487,7 @@
           <w:sz w:val="32"/>
           <w:szCs w:val="32"/>
         </w:rPr>
-        <w:t xml:space="preserve">20 de </w:t>
-      </w:r>
-      <w:proofErr w:type="gramStart"/>
-      <w:r>
-        <w:rPr>
-          <w:rFonts w:cs="Arial"/>
-          <w:sz w:val="32"/>
-          <w:szCs w:val="32"/>
-        </w:rPr>
-        <w:t>Febrero</w:t>
-      </w:r>
-      <w:proofErr w:type="gramEnd"/>
-      <w:r>
-        <w:rPr>
-          <w:rFonts w:cs="Arial"/>
-          <w:sz w:val="32"/>
-          <w:szCs w:val="32"/>
-        </w:rPr>
-        <w:t xml:space="preserve"> de 2026</w:t>
+        <w:t>20 de Febrero de 2026</w:t>
       </w:r>
     </w:p>
     <w:p>
@@ -613,9 +583,9 @@
         <w:tblLook w:val="04A0" w:firstRow="1" w:lastRow="0" w:firstColumn="1" w:lastColumn="0" w:noHBand="0" w:noVBand="1"/>
       </w:tblPr>
       <w:tblGrid>
-        <w:gridCol w:w="3212"/>
-        <w:gridCol w:w="2223"/>
-        <w:gridCol w:w="3387"/>
+        <w:gridCol w:w="2748"/>
+        <w:gridCol w:w="4268"/>
+        <w:gridCol w:w="1806"/>
       </w:tblGrid>
       <w:tr>
         <w:trPr>
@@ -774,7 +744,6 @@
                 <w:szCs w:val="23"/>
               </w:rPr>
             </w:pPr>
-            <w:proofErr w:type="spellStart"/>
             <w:r>
               <w:rPr>
                 <w:sz w:val="23"/>
@@ -782,7 +751,6 @@
               </w:rPr>
               <w:t>getElementById</w:t>
             </w:r>
-            <w:proofErr w:type="spellEnd"/>
           </w:p>
         </w:tc>
         <w:tc>
@@ -806,7 +774,6 @@
           <w:p>
             <w:pPr>
               <w:pStyle w:val="Default"/>
-              <w:ind w:left="360"/>
               <w:rPr>
                 <w:sz w:val="23"/>
                 <w:szCs w:val="23"/>
@@ -817,8 +784,26 @@
                 <w:sz w:val="23"/>
                 <w:szCs w:val="23"/>
               </w:rPr>
-              <w:t>Div #caja-id</w:t>
+              <w:t>cajaId.addEventListener('click', () =&gt; cajaId.style.borderRadius = "50%");</w:t>
             </w:r>
+          </w:p>
+          <w:p>
+            <w:pPr>
+              <w:pStyle w:val="Default"/>
+              <w:rPr>
+                <w:sz w:val="23"/>
+                <w:szCs w:val="23"/>
+              </w:rPr>
+            </w:pPr>
+          </w:p>
+          <w:p>
+            <w:pPr>
+              <w:pStyle w:val="Default"/>
+              <w:rPr>
+                <w:sz w:val="23"/>
+                <w:szCs w:val="23"/>
+              </w:rPr>
+            </w:pPr>
           </w:p>
         </w:tc>
         <w:tc>
@@ -889,7 +874,6 @@
                 <w:szCs w:val="23"/>
               </w:rPr>
             </w:pPr>
-            <w:proofErr w:type="spellStart"/>
             <w:r>
               <w:rPr>
                 <w:sz w:val="23"/>
@@ -897,7 +881,6 @@
               </w:rPr>
               <w:t>getElementsByClassName</w:t>
             </w:r>
-            <w:proofErr w:type="spellEnd"/>
           </w:p>
         </w:tc>
         <w:tc>
@@ -925,24 +908,28 @@
               <w:rPr>
                 <w:sz w:val="23"/>
                 <w:szCs w:val="23"/>
-              </w:rPr>
-            </w:pPr>
-            <w:proofErr w:type="gramStart"/>
+                <w:lang w:val="en-US"/>
+              </w:rPr>
+            </w:pPr>
             <w:r>
               <w:rPr>
                 <w:sz w:val="23"/>
                 <w:szCs w:val="23"/>
-              </w:rPr>
-              <w:t>Div .tarjeta</w:t>
+                <w:lang w:val="en-US"/>
+              </w:rPr>
+              <w:t>cajasClase[0].addEventListener('mouseenter', () =&gt; cajasClase[0].style.backgroundColor = "#fff");</w:t>
             </w:r>
-            <w:proofErr w:type="gramEnd"/>
-            <w:r>
-              <w:rPr>
-                <w:sz w:val="23"/>
-                <w:szCs w:val="23"/>
-              </w:rPr>
-              <w:t>-clase</w:t>
-            </w:r>
+          </w:p>
+          <w:p>
+            <w:pPr>
+              <w:pStyle w:val="Default"/>
+              <w:ind w:left="360"/>
+              <w:rPr>
+                <w:sz w:val="23"/>
+                <w:szCs w:val="23"/>
+                <w:lang w:val="en-US"/>
+              </w:rPr>
+            </w:pPr>
           </w:p>
         </w:tc>
         <w:tc>
@@ -977,23 +964,7 @@
                 <w:sz w:val="23"/>
                 <w:szCs w:val="23"/>
               </w:rPr>
-              <w:t xml:space="preserve">Cambia el color de fondo cuando el </w:t>
-            </w:r>
-            <w:proofErr w:type="gramStart"/>
-            <w:r>
-              <w:rPr>
-                <w:sz w:val="23"/>
-                <w:szCs w:val="23"/>
-              </w:rPr>
-              <w:t>mouse</w:t>
-            </w:r>
-            <w:proofErr w:type="gramEnd"/>
-            <w:r>
-              <w:rPr>
-                <w:sz w:val="23"/>
-                <w:szCs w:val="23"/>
-              </w:rPr>
-              <w:t xml:space="preserve"> entra al área.</w:t>
+              <w:t>Cambia el color de fondo cuando el mouse entra al área.</w:t>
             </w:r>
           </w:p>
         </w:tc>
@@ -1029,7 +1000,6 @@
                 <w:szCs w:val="23"/>
               </w:rPr>
             </w:pPr>
-            <w:proofErr w:type="spellStart"/>
             <w:r>
               <w:rPr>
                 <w:sz w:val="23"/>
@@ -1037,7 +1007,6 @@
               </w:rPr>
               <w:t>getElementsByTagName</w:t>
             </w:r>
-            <w:proofErr w:type="spellEnd"/>
           </w:p>
         </w:tc>
         <w:tc>
@@ -1072,24 +1041,18 @@
                 <w:sz w:val="23"/>
                 <w:szCs w:val="23"/>
               </w:rPr>
-              <w:t>Etiqueta &lt;</w:t>
+              <w:t>secciones[0].addEventListener('dblclick', () =&gt; alert("Sección seleccionada por etiqueta"));</w:t>
             </w:r>
-            <w:proofErr w:type="spellStart"/>
-            <w:r>
-              <w:rPr>
-                <w:sz w:val="23"/>
-                <w:szCs w:val="23"/>
-              </w:rPr>
-              <w:t>section</w:t>
-            </w:r>
-            <w:proofErr w:type="spellEnd"/>
-            <w:r>
-              <w:rPr>
-                <w:sz w:val="23"/>
-                <w:szCs w:val="23"/>
-              </w:rPr>
-              <w:t>&gt;</w:t>
-            </w:r>
+          </w:p>
+          <w:p>
+            <w:pPr>
+              <w:pStyle w:val="Default"/>
+              <w:ind w:left="360"/>
+              <w:rPr>
+                <w:sz w:val="23"/>
+                <w:szCs w:val="23"/>
+              </w:rPr>
+            </w:pPr>
           </w:p>
         </w:tc>
         <w:tc>
@@ -1160,7 +1123,6 @@
                 <w:szCs w:val="23"/>
               </w:rPr>
             </w:pPr>
-            <w:proofErr w:type="spellStart"/>
             <w:r>
               <w:rPr>
                 <w:sz w:val="23"/>
@@ -1168,7 +1130,6 @@
               </w:rPr>
               <w:t>querySelector</w:t>
             </w:r>
-            <w:proofErr w:type="spellEnd"/>
           </w:p>
         </w:tc>
         <w:tc>
@@ -1196,31 +1157,28 @@
               <w:rPr>
                 <w:sz w:val="23"/>
                 <w:szCs w:val="23"/>
+                <w:lang w:val="en-US"/>
               </w:rPr>
             </w:pPr>
             <w:r>
               <w:rPr>
                 <w:sz w:val="23"/>
                 <w:szCs w:val="23"/>
-              </w:rPr>
-              <w:t xml:space="preserve">Input dentro de </w:t>
+                <w:lang w:val="en-US"/>
+              </w:rPr>
+              <w:t>inputEspecial.addEventListener('input', (e) =&gt; console.log(e.target.value));</w:t>
             </w:r>
-            <w:proofErr w:type="spellStart"/>
-            <w:r>
-              <w:rPr>
-                <w:sz w:val="23"/>
-                <w:szCs w:val="23"/>
-              </w:rPr>
-              <w:t>div</w:t>
-            </w:r>
-            <w:proofErr w:type="spellEnd"/>
-            <w:r>
-              <w:rPr>
-                <w:sz w:val="23"/>
-                <w:szCs w:val="23"/>
-              </w:rPr>
-              <w:t xml:space="preserve"> especial</w:t>
-            </w:r>
+          </w:p>
+          <w:p>
+            <w:pPr>
+              <w:pStyle w:val="Default"/>
+              <w:ind w:left="360"/>
+              <w:rPr>
+                <w:sz w:val="23"/>
+                <w:szCs w:val="23"/>
+                <w:lang w:val="en-US"/>
+              </w:rPr>
+            </w:pPr>
           </w:p>
         </w:tc>
         <w:tc>
@@ -1291,7 +1249,6 @@
                 <w:szCs w:val="23"/>
               </w:rPr>
             </w:pPr>
-            <w:proofErr w:type="spellStart"/>
             <w:r>
               <w:rPr>
                 <w:sz w:val="23"/>
@@ -1299,7 +1256,6 @@
               </w:rPr>
               <w:t>querySelectorAll</w:t>
             </w:r>
-            <w:proofErr w:type="spellEnd"/>
           </w:p>
         </w:tc>
         <w:tc>
@@ -1327,33 +1283,63 @@
               <w:rPr>
                 <w:sz w:val="23"/>
                 <w:szCs w:val="23"/>
-              </w:rPr>
-            </w:pPr>
-            <w:proofErr w:type="gramStart"/>
+                <w:lang w:val="en-US"/>
+              </w:rPr>
+            </w:pPr>
             <w:r>
               <w:rPr>
                 <w:sz w:val="23"/>
                 <w:szCs w:val="23"/>
-              </w:rPr>
-              <w:t>Botones .</w:t>
+                <w:lang w:val="en-US"/>
+              </w:rPr>
+              <w:t>botones.forEach(btn =&gt; {</w:t>
             </w:r>
-            <w:proofErr w:type="spellStart"/>
+          </w:p>
+          <w:p>
+            <w:pPr>
+              <w:pStyle w:val="Default"/>
+              <w:ind w:left="360"/>
+              <w:rPr>
+                <w:sz w:val="23"/>
+                <w:szCs w:val="23"/>
+                <w:lang w:val="en-US"/>
+              </w:rPr>
+            </w:pPr>
             <w:r>
               <w:rPr>
                 <w:sz w:val="23"/>
                 <w:szCs w:val="23"/>
-              </w:rPr>
-              <w:t>btn</w:t>
+                <w:lang w:val="en-US"/>
+              </w:rPr>
+              <w:t>    btn.addEventListener('click', () =&gt; btn.style.fontWeight = "bold");</w:t>
             </w:r>
-            <w:proofErr w:type="spellEnd"/>
-            <w:proofErr w:type="gramEnd"/>
+          </w:p>
+          <w:p>
+            <w:pPr>
+              <w:pStyle w:val="Default"/>
+              <w:ind w:left="360"/>
+              <w:rPr>
+                <w:sz w:val="23"/>
+                <w:szCs w:val="23"/>
+              </w:rPr>
+            </w:pPr>
             <w:r>
               <w:rPr>
                 <w:sz w:val="23"/>
                 <w:szCs w:val="23"/>
               </w:rPr>
-              <w:t>-grupo</w:t>
+              <w:t>});</w:t>
             </w:r>
+          </w:p>
+          <w:p>
+            <w:pPr>
+              <w:pStyle w:val="Default"/>
+              <w:ind w:left="360"/>
+              <w:rPr>
+                <w:sz w:val="23"/>
+                <w:szCs w:val="23"/>
+              </w:rPr>
+            </w:pPr>
           </w:p>
         </w:tc>
         <w:tc>
@@ -1388,7 +1374,16 @@
                 <w:sz w:val="23"/>
                 <w:szCs w:val="23"/>
               </w:rPr>
-              <w:t>Aplica negrita a cualquier botón del grupo que sea presionado.</w:t>
+              <w:lastRenderedPageBreak/>
+              <w:t xml:space="preserve">Aplica negrita a cualquier botón del </w:t>
+            </w:r>
+            <w:r>
+              <w:rPr>
+                <w:sz w:val="23"/>
+                <w:szCs w:val="23"/>
+              </w:rPr>
+              <w:lastRenderedPageBreak/>
+              <w:t>grupo que sea presionado.</w:t>
             </w:r>
           </w:p>
         </w:tc>
@@ -1429,6 +1424,7 @@
                 <w:sz w:val="23"/>
                 <w:szCs w:val="23"/>
               </w:rPr>
+              <w:lastRenderedPageBreak/>
               <w:t>CSS Selector (mixto)</w:t>
             </w:r>
           </w:p>
@@ -1458,15 +1454,28 @@
               <w:rPr>
                 <w:sz w:val="23"/>
                 <w:szCs w:val="23"/>
+                <w:lang w:val="en-US"/>
               </w:rPr>
             </w:pPr>
             <w:r>
               <w:rPr>
                 <w:sz w:val="23"/>
                 <w:szCs w:val="23"/>
-              </w:rPr>
-              <w:t>Input #email-campo</w:t>
+                <w:lang w:val="en-US"/>
+              </w:rPr>
+              <w:t>emailField.addEventListener('focus', () =&gt; emailField.style.border = "2px solid red");</w:t>
             </w:r>
+          </w:p>
+          <w:p>
+            <w:pPr>
+              <w:pStyle w:val="Default"/>
+              <w:ind w:left="360"/>
+              <w:rPr>
+                <w:sz w:val="23"/>
+                <w:szCs w:val="23"/>
+                <w:lang w:val="en-US"/>
+              </w:rPr>
+            </w:pPr>
           </w:p>
         </w:tc>
         <w:tc>
@@ -1537,7 +1546,6 @@
                 <w:szCs w:val="23"/>
               </w:rPr>
             </w:pPr>
-            <w:proofErr w:type="spellStart"/>
             <w:r>
               <w:rPr>
                 <w:sz w:val="23"/>
@@ -1545,7 +1553,6 @@
               </w:rPr>
               <w:t>querySelector</w:t>
             </w:r>
-            <w:proofErr w:type="spellEnd"/>
           </w:p>
         </w:tc>
         <w:tc>
@@ -1580,8 +1587,69 @@
                 <w:sz w:val="23"/>
                 <w:szCs w:val="23"/>
               </w:rPr>
-              <w:t>Formulario #form-datos</w:t>
+              <w:t>formulario.addEventListener('submit', (e) =&gt; {</w:t>
             </w:r>
+          </w:p>
+          <w:p>
+            <w:pPr>
+              <w:pStyle w:val="Default"/>
+              <w:ind w:left="360"/>
+              <w:rPr>
+                <w:sz w:val="23"/>
+                <w:szCs w:val="23"/>
+              </w:rPr>
+            </w:pPr>
+            <w:r>
+              <w:rPr>
+                <w:sz w:val="23"/>
+                <w:szCs w:val="23"/>
+              </w:rPr>
+              <w:t>    e.preventDefault();</w:t>
+            </w:r>
+          </w:p>
+          <w:p>
+            <w:pPr>
+              <w:pStyle w:val="Default"/>
+              <w:ind w:left="360"/>
+              <w:rPr>
+                <w:sz w:val="23"/>
+                <w:szCs w:val="23"/>
+              </w:rPr>
+            </w:pPr>
+            <w:r>
+              <w:rPr>
+                <w:sz w:val="23"/>
+                <w:szCs w:val="23"/>
+              </w:rPr>
+              <w:t>    alert("Formulario detectado");</w:t>
+            </w:r>
+          </w:p>
+          <w:p>
+            <w:pPr>
+              <w:pStyle w:val="Default"/>
+              <w:ind w:left="360"/>
+              <w:rPr>
+                <w:sz w:val="23"/>
+                <w:szCs w:val="23"/>
+              </w:rPr>
+            </w:pPr>
+            <w:r>
+              <w:rPr>
+                <w:sz w:val="23"/>
+                <w:szCs w:val="23"/>
+              </w:rPr>
+              <w:t>});</w:t>
+            </w:r>
+          </w:p>
+          <w:p>
+            <w:pPr>
+              <w:pStyle w:val="Default"/>
+              <w:ind w:left="360"/>
+              <w:rPr>
+                <w:sz w:val="23"/>
+                <w:szCs w:val="23"/>
+              </w:rPr>
+            </w:pPr>
           </w:p>
         </w:tc>
         <w:tc>
@@ -1652,7 +1720,6 @@
                 <w:szCs w:val="23"/>
               </w:rPr>
             </w:pPr>
-            <w:proofErr w:type="spellStart"/>
             <w:r>
               <w:rPr>
                 <w:sz w:val="23"/>
@@ -1660,7 +1727,6 @@
               </w:rPr>
               <w:t>getElementById</w:t>
             </w:r>
-            <w:proofErr w:type="spellEnd"/>
           </w:p>
         </w:tc>
         <w:tc>
@@ -1688,24 +1754,28 @@
               <w:rPr>
                 <w:sz w:val="23"/>
                 <w:szCs w:val="23"/>
-              </w:rPr>
-            </w:pPr>
-            <w:proofErr w:type="spellStart"/>
+                <w:lang w:val="en-US"/>
+              </w:rPr>
+            </w:pPr>
             <w:r>
               <w:rPr>
                 <w:sz w:val="23"/>
                 <w:szCs w:val="23"/>
-              </w:rPr>
-              <w:t>Select</w:t>
+                <w:lang w:val="en-US"/>
+              </w:rPr>
+              <w:t>miSelect.addEventListener('change', () =&gt; alert("Cambio a: " + miSelect.value));</w:t>
             </w:r>
-            <w:proofErr w:type="spellEnd"/>
-            <w:r>
-              <w:rPr>
-                <w:sz w:val="23"/>
-                <w:szCs w:val="23"/>
-              </w:rPr>
-              <w:t xml:space="preserve"> #opciones</w:t>
-            </w:r>
+          </w:p>
+          <w:p>
+            <w:pPr>
+              <w:pStyle w:val="Default"/>
+              <w:ind w:left="360"/>
+              <w:rPr>
+                <w:sz w:val="23"/>
+                <w:szCs w:val="23"/>
+                <w:lang w:val="en-US"/>
+              </w:rPr>
+            </w:pPr>
           </w:p>
         </w:tc>
         <w:tc>
@@ -1792,7 +1862,6 @@
           <w:b/>
           <w:bCs/>
         </w:rPr>
-        <w:lastRenderedPageBreak/>
         <w:t xml:space="preserve"> </w:t>
       </w:r>
       <w:r>
@@ -1805,94 +1874,26 @@
     </w:p>
     <w:p>
       <w:r>
-        <w:t xml:space="preserve">¿Cuál es la ventaja de utilizar </w:t>
+        <w:t>¿Cuál es la ventaja de utilizar getElementById frente al QuerySelector?</w:t>
       </w:r>
-      <w:proofErr w:type="spellStart"/>
+    </w:p>
+    <w:p>
       <w:r>
-        <w:t>getElementById</w:t>
+        <w:t xml:space="preserve">La principal ventaja es el rendimiento. getElementById es un método más rápido y directo ya que el navegador tiene un índice interno de los IDs. Además, es menos </w:t>
       </w:r>
-      <w:proofErr w:type="spellEnd"/>
       <w:r>
-        <w:t xml:space="preserve"> frente al </w:t>
+        <w:lastRenderedPageBreak/>
+        <w:t>propenso a errores de sintaxis al no requerir selectores CSS complejos (como puntos para clases o almohadillas)</w:t>
       </w:r>
-      <w:proofErr w:type="spellStart"/>
+    </w:p>
+    <w:p>
       <w:r>
-        <w:t>QuerySelector</w:t>
+        <w:t>¿En qué situación es preferible usar querySelectorAll en lugar de querySelector?</w:t>
       </w:r>
-      <w:proofErr w:type="spellEnd"/>
+    </w:p>
+    <w:p>
       <w:r>
-        <w:t>?</w:t>
-      </w:r>
-    </w:p>
-    <w:p>
-      <w:r>
-        <w:t xml:space="preserve">La principal ventaja es el rendimiento. </w:t>
-      </w:r>
-      <w:proofErr w:type="spellStart"/>
-      <w:r>
-        <w:t>getElementById</w:t>
-      </w:r>
-      <w:proofErr w:type="spellEnd"/>
-      <w:r>
-        <w:t xml:space="preserve"> es un método más rápido y directo ya que el navegador tiene un índice interno de los </w:t>
-      </w:r>
-      <w:proofErr w:type="spellStart"/>
-      <w:r>
-        <w:t>IDs</w:t>
-      </w:r>
-      <w:proofErr w:type="spellEnd"/>
-      <w:r>
-        <w:t>. Además, es menos propenso a errores de sintaxis al no requerir selectores CSS complejos (como puntos para clases o almohadillas)</w:t>
-      </w:r>
-    </w:p>
-    <w:p>
-      <w:r>
-        <w:t xml:space="preserve">¿En qué situación es preferible usar </w:t>
-      </w:r>
-      <w:proofErr w:type="spellStart"/>
-      <w:r>
-        <w:t>querySelectorAll</w:t>
-      </w:r>
-      <w:proofErr w:type="spellEnd"/>
-      <w:r>
-        <w:t xml:space="preserve"> en lugar de </w:t>
-      </w:r>
-      <w:proofErr w:type="spellStart"/>
-      <w:r>
-        <w:t>querySelector</w:t>
-      </w:r>
-      <w:proofErr w:type="spellEnd"/>
-      <w:r>
-        <w:t>?</w:t>
-      </w:r>
-    </w:p>
-    <w:p>
-      <w:r>
-        <w:t xml:space="preserve">Es preferible cuando necesitamos seleccionar y manipular múltiples elementos al mismo tiempo (como todos los botones de un menú o todas las tarjetas de una lista). </w:t>
-      </w:r>
-      <w:proofErr w:type="spellStart"/>
-      <w:r>
-        <w:t>querySelector</w:t>
-      </w:r>
-      <w:proofErr w:type="spellEnd"/>
-      <w:r>
-        <w:t xml:space="preserve"> solo devuelve el primer elemento que coincida, mientras que </w:t>
-      </w:r>
-      <w:proofErr w:type="spellStart"/>
-      <w:r>
-        <w:t>querySelectorAll</w:t>
-      </w:r>
-      <w:proofErr w:type="spellEnd"/>
-      <w:r>
-        <w:t xml:space="preserve"> permite iterar (usando un bucle o </w:t>
-      </w:r>
-      <w:proofErr w:type="spellStart"/>
-      <w:r>
-        <w:t>forEach</w:t>
-      </w:r>
-      <w:proofErr w:type="spellEnd"/>
-      <w:r>
-        <w:t>) sobre todos los elementos encontrados.</w:t>
+        <w:t>Es preferible cuando necesitamos seleccionar y manipular múltiples elementos al mismo tiempo (como todos los botones de un menú o todas las tarjetas de una lista). querySelector solo devuelve el primer elemento que coincida, mientras que querySelectorAll permite iterar (usando un bucle o forEach) sobre todos los elementos encontrados.</w:t>
       </w:r>
     </w:p>
     <w:p>
@@ -1908,29 +1909,8 @@
           <w:numId w:val="4"/>
         </w:numPr>
       </w:pPr>
-      <w:proofErr w:type="spellStart"/>
       <w:r>
-        <w:t>getElementById</w:t>
-      </w:r>
-      <w:proofErr w:type="spellEnd"/>
-      <w:r>
-        <w:t xml:space="preserve">: Devuelve un único objeto </w:t>
-      </w:r>
-      <w:proofErr w:type="spellStart"/>
-      <w:r>
-        <w:t>Element</w:t>
-      </w:r>
-      <w:proofErr w:type="spellEnd"/>
-      <w:r>
-        <w:t xml:space="preserve"> (o </w:t>
-      </w:r>
-      <w:proofErr w:type="spellStart"/>
-      <w:r>
-        <w:t>null</w:t>
-      </w:r>
-      <w:proofErr w:type="spellEnd"/>
-      <w:r>
-        <w:t xml:space="preserve"> si no existe).</w:t>
+        <w:t>getElementById: Devuelve un único objeto Element (o null si no existe).</w:t>
       </w:r>
     </w:p>
     <w:p/>
@@ -1942,21 +1922,8 @@
           <w:numId w:val="4"/>
         </w:numPr>
       </w:pPr>
-      <w:proofErr w:type="spellStart"/>
       <w:r>
-        <w:t>querySelector</w:t>
-      </w:r>
-      <w:proofErr w:type="spellEnd"/>
-      <w:r>
-        <w:t xml:space="preserve">: Devuelve el primer objeto </w:t>
-      </w:r>
-      <w:proofErr w:type="spellStart"/>
-      <w:r>
-        <w:t>Element</w:t>
-      </w:r>
-      <w:proofErr w:type="spellEnd"/>
-      <w:r>
-        <w:t xml:space="preserve"> encontrado que coincida con el selector.</w:t>
+        <w:t>querySelector: Devuelve el primer objeto Element encontrado que coincida con el selector.</w:t>
       </w:r>
     </w:p>
     <w:p/>
@@ -1968,21 +1935,8 @@
           <w:numId w:val="4"/>
         </w:numPr>
       </w:pPr>
-      <w:proofErr w:type="spellStart"/>
       <w:r>
-        <w:t>querySelectorAll</w:t>
-      </w:r>
-      <w:proofErr w:type="spellEnd"/>
-      <w:r>
-        <w:t xml:space="preserve">: Devuelve una </w:t>
-      </w:r>
-      <w:proofErr w:type="spellStart"/>
-      <w:r>
-        <w:t>NodeList</w:t>
-      </w:r>
-      <w:proofErr w:type="spellEnd"/>
-      <w:r>
-        <w:t xml:space="preserve"> (una colección estática de nodos) que se puede recorrer.</w:t>
+        <w:t>querySelectorAll: Devuelve una NodeList (una colección estática de nodos) que se puede recorrer.</w:t>
       </w:r>
     </w:p>
     <w:sectPr>
